--- a/docs/developpement/phases/word/PHASE_62_PRODUITS_PRIX_PLUS_CLAIR_SECTION_ACTIVE_ALLERGENES_COCHABLES_EMBALLAGE.docx
+++ b/docs/developpement/phases/word/PHASE_62_PRODUITS_PRIX_PLUS_CLAIR_SECTION_ACTIVE_ALLERGENES_COCHABLES_EMBALLAGE.docx
@@ -20,7 +20,7 @@
       <w:r>
         <w:t xml:space="preserve">FlaiX Expert · dossier de développement · généré le 2026-10-19 depuis le dépôt </w:t>
       </w:r>
-      <w:hyperlink w:history="1" r:id="rIdbmq_nz3sj3e4qsxz0_jvi">
+      <w:hyperlink w:history="1" r:id="rIdkevslswc9i3mulcfqkjca">
         <w:r>
           <w:rPr>
             <w:rStyle w:val="Hyperlink"/>
@@ -506,7 +506,7 @@
           <w:numId w:val="2"/>
         </w:numPr>
       </w:pPr>
-      <w:hyperlink w:history="1" r:id="rIdnbg0afjqy0ix3ggiqor3b">
+      <w:hyperlink w:history="1" r:id="rIdgof0guy-av_rceh_xnzqq">
         <w:r>
           <w:rPr>
             <w:rStyle w:val="Hyperlink"/>
@@ -554,7 +554,7 @@
       <w:r>
         <w:t xml:space="preserve"> — modifié — </w:t>
       </w:r>
-      <w:hyperlink w:history="1" r:id="rIdtosm6tm6htxez2fijgns6">
+      <w:hyperlink w:history="1" r:id="rId9xez2wqfwcwenc61kthyp">
         <w:r>
           <w:rPr>
             <w:rStyle w:val="Hyperlink"/>
@@ -583,7 +583,7 @@
       <w:r>
         <w:t xml:space="preserve"> — modifié — </w:t>
       </w:r>
-      <w:hyperlink w:history="1" r:id="rIdb5wrzga65z43_d7kymr-9">
+      <w:hyperlink w:history="1" r:id="rId7jdih5mega-twsqh5xklm">
         <w:r>
           <w:rPr>
             <w:rStyle w:val="Hyperlink"/>
@@ -612,7 +612,7 @@
       <w:r>
         <w:t xml:space="preserve"> — modifié — </w:t>
       </w:r>
-      <w:hyperlink w:history="1" r:id="rIdj8vosqz1bh6zvrwhanbve">
+      <w:hyperlink w:history="1" r:id="rIduepou30-wx8zgp0rgwipb">
         <w:r>
           <w:rPr>
             <w:rStyle w:val="Hyperlink"/>
@@ -641,7 +641,7 @@
       <w:r>
         <w:t xml:space="preserve"> — modifié — </w:t>
       </w:r>
-      <w:hyperlink w:history="1" r:id="rIdrngpik6vzjzqk65ko1yev">
+      <w:hyperlink w:history="1" r:id="rIdbsvmmq_h5_rnk_vpcwiea">
         <w:r>
           <w:rPr>
             <w:rStyle w:val="Hyperlink"/>
@@ -670,7 +670,7 @@
       <w:r>
         <w:t xml:space="preserve"> — modifié — </w:t>
       </w:r>
-      <w:hyperlink w:history="1" r:id="rIdc8o-lilui7wtsr_mjbhw9">
+      <w:hyperlink w:history="1" r:id="rIduakltpmybyop9c9j8cp7l">
         <w:r>
           <w:rPr>
             <w:rStyle w:val="Hyperlink"/>

--- a/docs/developpement/phases/word/PHASE_62_PRODUITS_PRIX_PLUS_CLAIR_SECTION_ACTIVE_ALLERGENES_COCHABLES_EMBALLAGE.docx
+++ b/docs/developpement/phases/word/PHASE_62_PRODUITS_PRIX_PLUS_CLAIR_SECTION_ACTIVE_ALLERGENES_COCHABLES_EMBALLAGE.docx
@@ -20,7 +20,7 @@
       <w:r>
         <w:t xml:space="preserve">FlaiX Expert · dossier de développement · généré le 2026-10-19 depuis le dépôt </w:t>
       </w:r>
-      <w:hyperlink w:history="1" r:id="rIdkevslswc9i3mulcfqkjca">
+      <w:hyperlink w:history="1" r:id="rIdsz2on7q7ibt0gfudlehvn">
         <w:r>
           <w:rPr>
             <w:rStyle w:val="Hyperlink"/>
@@ -506,7 +506,7 @@
           <w:numId w:val="2"/>
         </w:numPr>
       </w:pPr>
-      <w:hyperlink w:history="1" r:id="rIdgof0guy-av_rceh_xnzqq">
+      <w:hyperlink w:history="1" r:id="rIdrr2udwmohbrxuvwsr-odb">
         <w:r>
           <w:rPr>
             <w:rStyle w:val="Hyperlink"/>
@@ -554,7 +554,7 @@
       <w:r>
         <w:t xml:space="preserve"> — modifié — </w:t>
       </w:r>
-      <w:hyperlink w:history="1" r:id="rId9xez2wqfwcwenc61kthyp">
+      <w:hyperlink w:history="1" r:id="rIdihdz9gwve6spmgicy3sds">
         <w:r>
           <w:rPr>
             <w:rStyle w:val="Hyperlink"/>
@@ -583,7 +583,7 @@
       <w:r>
         <w:t xml:space="preserve"> — modifié — </w:t>
       </w:r>
-      <w:hyperlink w:history="1" r:id="rId7jdih5mega-twsqh5xklm">
+      <w:hyperlink w:history="1" r:id="rIdk-oow7yihqp0nikol890o">
         <w:r>
           <w:rPr>
             <w:rStyle w:val="Hyperlink"/>
@@ -612,7 +612,7 @@
       <w:r>
         <w:t xml:space="preserve"> — modifié — </w:t>
       </w:r>
-      <w:hyperlink w:history="1" r:id="rIduepou30-wx8zgp0rgwipb">
+      <w:hyperlink w:history="1" r:id="rIdvsb0et6xfomm2wa_r_im0">
         <w:r>
           <w:rPr>
             <w:rStyle w:val="Hyperlink"/>
@@ -641,7 +641,7 @@
       <w:r>
         <w:t xml:space="preserve"> — modifié — </w:t>
       </w:r>
-      <w:hyperlink w:history="1" r:id="rIdbsvmmq_h5_rnk_vpcwiea">
+      <w:hyperlink w:history="1" r:id="rIdwomxyfz4c8mucosgybmjx">
         <w:r>
           <w:rPr>
             <w:rStyle w:val="Hyperlink"/>
@@ -670,7 +670,7 @@
       <w:r>
         <w:t xml:space="preserve"> — modifié — </w:t>
       </w:r>
-      <w:hyperlink w:history="1" r:id="rIduakltpmybyop9c9j8cp7l">
+      <w:hyperlink w:history="1" r:id="rIdwbhnmloxdslnlgt4sccj6">
         <w:r>
           <w:rPr>
             <w:rStyle w:val="Hyperlink"/>

--- a/docs/developpement/phases/word/PHASE_62_PRODUITS_PRIX_PLUS_CLAIR_SECTION_ACTIVE_ALLERGENES_COCHABLES_EMBALLAGE.docx
+++ b/docs/developpement/phases/word/PHASE_62_PRODUITS_PRIX_PLUS_CLAIR_SECTION_ACTIVE_ALLERGENES_COCHABLES_EMBALLAGE.docx
@@ -20,7 +20,7 @@
       <w:r>
         <w:t xml:space="preserve">FlaiX Expert · dossier de développement · généré le 2026-10-19 depuis le dépôt </w:t>
       </w:r>
-      <w:hyperlink w:history="1" r:id="rIdsz2on7q7ibt0gfudlehvn">
+      <w:hyperlink w:history="1" r:id="rId1x3kihf3v9mx89zfhkbo7">
         <w:r>
           <w:rPr>
             <w:rStyle w:val="Hyperlink"/>
@@ -506,7 +506,7 @@
           <w:numId w:val="2"/>
         </w:numPr>
       </w:pPr>
-      <w:hyperlink w:history="1" r:id="rIdrr2udwmohbrxuvwsr-odb">
+      <w:hyperlink w:history="1" r:id="rIdctocce0ism-m6nbl3z4zw">
         <w:r>
           <w:rPr>
             <w:rStyle w:val="Hyperlink"/>
@@ -554,7 +554,7 @@
       <w:r>
         <w:t xml:space="preserve"> — modifié — </w:t>
       </w:r>
-      <w:hyperlink w:history="1" r:id="rIdihdz9gwve6spmgicy3sds">
+      <w:hyperlink w:history="1" r:id="rIdjyxxi1fib9dnzvi2sxp75">
         <w:r>
           <w:rPr>
             <w:rStyle w:val="Hyperlink"/>
@@ -583,7 +583,7 @@
       <w:r>
         <w:t xml:space="preserve"> — modifié — </w:t>
       </w:r>
-      <w:hyperlink w:history="1" r:id="rIdk-oow7yihqp0nikol890o">
+      <w:hyperlink w:history="1" r:id="rIdx2klm69ug28vges5i1n7k">
         <w:r>
           <w:rPr>
             <w:rStyle w:val="Hyperlink"/>
@@ -612,7 +612,7 @@
       <w:r>
         <w:t xml:space="preserve"> — modifié — </w:t>
       </w:r>
-      <w:hyperlink w:history="1" r:id="rIdvsb0et6xfomm2wa_r_im0">
+      <w:hyperlink w:history="1" r:id="rIdzzc0fm_alywqvwrklv6fo">
         <w:r>
           <w:rPr>
             <w:rStyle w:val="Hyperlink"/>
@@ -641,7 +641,7 @@
       <w:r>
         <w:t xml:space="preserve"> — modifié — </w:t>
       </w:r>
-      <w:hyperlink w:history="1" r:id="rIdwomxyfz4c8mucosgybmjx">
+      <w:hyperlink w:history="1" r:id="rIdimcu3cfks03cn0iiwtw8w">
         <w:r>
           <w:rPr>
             <w:rStyle w:val="Hyperlink"/>
@@ -670,7 +670,7 @@
       <w:r>
         <w:t xml:space="preserve"> — modifié — </w:t>
       </w:r>
-      <w:hyperlink w:history="1" r:id="rIdwbhnmloxdslnlgt4sccj6">
+      <w:hyperlink w:history="1" r:id="rIdb82t7topjkfqf3xdaeokc">
         <w:r>
           <w:rPr>
             <w:rStyle w:val="Hyperlink"/>

--- a/docs/developpement/phases/word/PHASE_62_PRODUITS_PRIX_PLUS_CLAIR_SECTION_ACTIVE_ALLERGENES_COCHABLES_EMBALLAGE.docx
+++ b/docs/developpement/phases/word/PHASE_62_PRODUITS_PRIX_PLUS_CLAIR_SECTION_ACTIVE_ALLERGENES_COCHABLES_EMBALLAGE.docx
@@ -20,7 +20,7 @@
       <w:r>
         <w:t xml:space="preserve">FlaiX Expert · dossier de développement · généré le 2026-10-19 depuis le dépôt </w:t>
       </w:r>
-      <w:hyperlink w:history="1" r:id="rId1x3kihf3v9mx89zfhkbo7">
+      <w:hyperlink w:history="1" r:id="rIdlrdcw9m0iwtteiq3fgkie">
         <w:r>
           <w:rPr>
             <w:rStyle w:val="Hyperlink"/>
@@ -506,7 +506,7 @@
           <w:numId w:val="2"/>
         </w:numPr>
       </w:pPr>
-      <w:hyperlink w:history="1" r:id="rIdctocce0ism-m6nbl3z4zw">
+      <w:hyperlink w:history="1" r:id="rIdpbmloyn8z9ix4fa2jqsir">
         <w:r>
           <w:rPr>
             <w:rStyle w:val="Hyperlink"/>
@@ -554,7 +554,7 @@
       <w:r>
         <w:t xml:space="preserve"> — modifié — </w:t>
       </w:r>
-      <w:hyperlink w:history="1" r:id="rIdjyxxi1fib9dnzvi2sxp75">
+      <w:hyperlink w:history="1" r:id="rIddq5_a3fd_jzqnmo9wtamq">
         <w:r>
           <w:rPr>
             <w:rStyle w:val="Hyperlink"/>
@@ -583,7 +583,7 @@
       <w:r>
         <w:t xml:space="preserve"> — modifié — </w:t>
       </w:r>
-      <w:hyperlink w:history="1" r:id="rIdx2klm69ug28vges5i1n7k">
+      <w:hyperlink w:history="1" r:id="rIdxtggqgcq3_namriorefur">
         <w:r>
           <w:rPr>
             <w:rStyle w:val="Hyperlink"/>
@@ -612,7 +612,7 @@
       <w:r>
         <w:t xml:space="preserve"> — modifié — </w:t>
       </w:r>
-      <w:hyperlink w:history="1" r:id="rIdzzc0fm_alywqvwrklv6fo">
+      <w:hyperlink w:history="1" r:id="rIdvu0xe0xpmdvppwlv96-tz">
         <w:r>
           <w:rPr>
             <w:rStyle w:val="Hyperlink"/>
@@ -641,7 +641,7 @@
       <w:r>
         <w:t xml:space="preserve"> — modifié — </w:t>
       </w:r>
-      <w:hyperlink w:history="1" r:id="rIdimcu3cfks03cn0iiwtw8w">
+      <w:hyperlink w:history="1" r:id="rIdeubddt7a8mz0t_hh73mrs">
         <w:r>
           <w:rPr>
             <w:rStyle w:val="Hyperlink"/>
@@ -670,7 +670,7 @@
       <w:r>
         <w:t xml:space="preserve"> — modifié — </w:t>
       </w:r>
-      <w:hyperlink w:history="1" r:id="rIdb82t7topjkfqf3xdaeokc">
+      <w:hyperlink w:history="1" r:id="rId9elern9l5abttbopwiqye">
         <w:r>
           <w:rPr>
             <w:rStyle w:val="Hyperlink"/>

--- a/docs/developpement/phases/word/PHASE_62_PRODUITS_PRIX_PLUS_CLAIR_SECTION_ACTIVE_ALLERGENES_COCHABLES_EMBALLAGE.docx
+++ b/docs/developpement/phases/word/PHASE_62_PRODUITS_PRIX_PLUS_CLAIR_SECTION_ACTIVE_ALLERGENES_COCHABLES_EMBALLAGE.docx
@@ -18,9 +18,9 @@
         <w:shd w:fill="F6F3FF" w:color="auto" w:val="clear"/>
       </w:pPr>
       <w:r>
-        <w:t xml:space="preserve">FlaiX Expert · dossier de développement · généré le 2026-10-19 depuis le dépôt </w:t>
-      </w:r>
-      <w:hyperlink w:history="1" r:id="rIdlrdcw9m0iwtteiq3fgkie">
+        <w:t xml:space="preserve">FlaiX Expert · dossier de développement · généré le 2026-10-21 depuis le dépôt </w:t>
+      </w:r>
+      <w:hyperlink w:history="1" r:id="rIdyeyqwvfxnlsc8sxdgzzgy">
         <w:r>
           <w:rPr>
             <w:rStyle w:val="Hyperlink"/>
@@ -506,7 +506,7 @@
           <w:numId w:val="2"/>
         </w:numPr>
       </w:pPr>
-      <w:hyperlink w:history="1" r:id="rIdpbmloyn8z9ix4fa2jqsir">
+      <w:hyperlink w:history="1" r:id="rIduximdooq5noll5fzt4ush">
         <w:r>
           <w:rPr>
             <w:rStyle w:val="Hyperlink"/>
@@ -554,7 +554,7 @@
       <w:r>
         <w:t xml:space="preserve"> — modifié — </w:t>
       </w:r>
-      <w:hyperlink w:history="1" r:id="rIddq5_a3fd_jzqnmo9wtamq">
+      <w:hyperlink w:history="1" r:id="rIdxqtzf9pzppr4iiebmny0s">
         <w:r>
           <w:rPr>
             <w:rStyle w:val="Hyperlink"/>
@@ -583,7 +583,7 @@
       <w:r>
         <w:t xml:space="preserve"> — modifié — </w:t>
       </w:r>
-      <w:hyperlink w:history="1" r:id="rIdxtggqgcq3_namriorefur">
+      <w:hyperlink w:history="1" r:id="rIdj4cf_isxzyizl6ynyor77">
         <w:r>
           <w:rPr>
             <w:rStyle w:val="Hyperlink"/>
@@ -612,7 +612,7 @@
       <w:r>
         <w:t xml:space="preserve"> — modifié — </w:t>
       </w:r>
-      <w:hyperlink w:history="1" r:id="rIdvu0xe0xpmdvppwlv96-tz">
+      <w:hyperlink w:history="1" r:id="rIdrjhyjx46tbkgagjiaibql">
         <w:r>
           <w:rPr>
             <w:rStyle w:val="Hyperlink"/>
@@ -641,7 +641,7 @@
       <w:r>
         <w:t xml:space="preserve"> — modifié — </w:t>
       </w:r>
-      <w:hyperlink w:history="1" r:id="rIdeubddt7a8mz0t_hh73mrs">
+      <w:hyperlink w:history="1" r:id="rIddmhrga22ciaaiol2lcsgk">
         <w:r>
           <w:rPr>
             <w:rStyle w:val="Hyperlink"/>
@@ -670,7 +670,7 @@
       <w:r>
         <w:t xml:space="preserve"> — modifié — </w:t>
       </w:r>
-      <w:hyperlink w:history="1" r:id="rId9elern9l5abttbopwiqye">
+      <w:hyperlink w:history="1" r:id="rIdsj7woy3go5ssxqif_4sx5">
         <w:r>
           <w:rPr>
             <w:rStyle w:val="Hyperlink"/>

--- a/docs/developpement/phases/word/PHASE_62_PRODUITS_PRIX_PLUS_CLAIR_SECTION_ACTIVE_ALLERGENES_COCHABLES_EMBALLAGE.docx
+++ b/docs/developpement/phases/word/PHASE_62_PRODUITS_PRIX_PLUS_CLAIR_SECTION_ACTIVE_ALLERGENES_COCHABLES_EMBALLAGE.docx
@@ -20,7 +20,7 @@
       <w:r>
         <w:t xml:space="preserve">FlaiX Expert · dossier de développement · généré le 2026-10-21 depuis le dépôt </w:t>
       </w:r>
-      <w:hyperlink w:history="1" r:id="rIdyeyqwvfxnlsc8sxdgzzgy">
+      <w:hyperlink w:history="1" r:id="rIdzfcpc2bmlc7afmjuxucvl">
         <w:r>
           <w:rPr>
             <w:rStyle w:val="Hyperlink"/>
@@ -506,7 +506,7 @@
           <w:numId w:val="2"/>
         </w:numPr>
       </w:pPr>
-      <w:hyperlink w:history="1" r:id="rIduximdooq5noll5fzt4ush">
+      <w:hyperlink w:history="1" r:id="rIdsw9bkwsoauv8ygfowstbv">
         <w:r>
           <w:rPr>
             <w:rStyle w:val="Hyperlink"/>
@@ -554,7 +554,7 @@
       <w:r>
         <w:t xml:space="preserve"> — modifié — </w:t>
       </w:r>
-      <w:hyperlink w:history="1" r:id="rIdxqtzf9pzppr4iiebmny0s">
+      <w:hyperlink w:history="1" r:id="rIdhqaepdamc96rtue_ovwbo">
         <w:r>
           <w:rPr>
             <w:rStyle w:val="Hyperlink"/>
@@ -583,7 +583,7 @@
       <w:r>
         <w:t xml:space="preserve"> — modifié — </w:t>
       </w:r>
-      <w:hyperlink w:history="1" r:id="rIdj4cf_isxzyizl6ynyor77">
+      <w:hyperlink w:history="1" r:id="rIdtf1aneundz9oaly9ronsc">
         <w:r>
           <w:rPr>
             <w:rStyle w:val="Hyperlink"/>
@@ -612,7 +612,7 @@
       <w:r>
         <w:t xml:space="preserve"> — modifié — </w:t>
       </w:r>
-      <w:hyperlink w:history="1" r:id="rIdrjhyjx46tbkgagjiaibql">
+      <w:hyperlink w:history="1" r:id="rIdjnmukfv05lygmoa7yrd1v">
         <w:r>
           <w:rPr>
             <w:rStyle w:val="Hyperlink"/>
@@ -641,7 +641,7 @@
       <w:r>
         <w:t xml:space="preserve"> — modifié — </w:t>
       </w:r>
-      <w:hyperlink w:history="1" r:id="rIddmhrga22ciaaiol2lcsgk">
+      <w:hyperlink w:history="1" r:id="rIdr9aqd7ktgb73iggre5f54">
         <w:r>
           <w:rPr>
             <w:rStyle w:val="Hyperlink"/>
@@ -670,7 +670,7 @@
       <w:r>
         <w:t xml:space="preserve"> — modifié — </w:t>
       </w:r>
-      <w:hyperlink w:history="1" r:id="rIdsj7woy3go5ssxqif_4sx5">
+      <w:hyperlink w:history="1" r:id="rIdipeibzsdobf_3wsfumw6i">
         <w:r>
           <w:rPr>
             <w:rStyle w:val="Hyperlink"/>

--- a/docs/developpement/phases/word/PHASE_62_PRODUITS_PRIX_PLUS_CLAIR_SECTION_ACTIVE_ALLERGENES_COCHABLES_EMBALLAGE.docx
+++ b/docs/developpement/phases/word/PHASE_62_PRODUITS_PRIX_PLUS_CLAIR_SECTION_ACTIVE_ALLERGENES_COCHABLES_EMBALLAGE.docx
@@ -18,9 +18,9 @@
         <w:shd w:fill="F6F3FF" w:color="auto" w:val="clear"/>
       </w:pPr>
       <w:r>
-        <w:t xml:space="preserve">FlaiX Expert · dossier de développement · généré le 2026-10-21 depuis le dépôt </w:t>
-      </w:r>
-      <w:hyperlink w:history="1" r:id="rIdzfcpc2bmlc7afmjuxucvl">
+        <w:t xml:space="preserve">FlaiX Expert · dossier de développement · généré le 2026-10-23 depuis le dépôt </w:t>
+      </w:r>
+      <w:hyperlink w:history="1" r:id="rId61uq_wuqmnxa1kgq2qx0k">
         <w:r>
           <w:rPr>
             <w:rStyle w:val="Hyperlink"/>
@@ -506,7 +506,7 @@
           <w:numId w:val="2"/>
         </w:numPr>
       </w:pPr>
-      <w:hyperlink w:history="1" r:id="rIdsw9bkwsoauv8ygfowstbv">
+      <w:hyperlink w:history="1" r:id="rIdwimvrxtqomx0hwrs1n2y0">
         <w:r>
           <w:rPr>
             <w:rStyle w:val="Hyperlink"/>
@@ -554,7 +554,7 @@
       <w:r>
         <w:t xml:space="preserve"> — modifié — </w:t>
       </w:r>
-      <w:hyperlink w:history="1" r:id="rIdhqaepdamc96rtue_ovwbo">
+      <w:hyperlink w:history="1" r:id="rIdnel68kq_7vkm3oha77qz5">
         <w:r>
           <w:rPr>
             <w:rStyle w:val="Hyperlink"/>
@@ -583,7 +583,7 @@
       <w:r>
         <w:t xml:space="preserve"> — modifié — </w:t>
       </w:r>
-      <w:hyperlink w:history="1" r:id="rIdtf1aneundz9oaly9ronsc">
+      <w:hyperlink w:history="1" r:id="rId9fqsofzs_on_tnqkjtbbx">
         <w:r>
           <w:rPr>
             <w:rStyle w:val="Hyperlink"/>
@@ -612,7 +612,7 @@
       <w:r>
         <w:t xml:space="preserve"> — modifié — </w:t>
       </w:r>
-      <w:hyperlink w:history="1" r:id="rIdjnmukfv05lygmoa7yrd1v">
+      <w:hyperlink w:history="1" r:id="rIdxcf393b_k9h9l2cxw_ia2">
         <w:r>
           <w:rPr>
             <w:rStyle w:val="Hyperlink"/>
@@ -641,7 +641,7 @@
       <w:r>
         <w:t xml:space="preserve"> — modifié — </w:t>
       </w:r>
-      <w:hyperlink w:history="1" r:id="rIdr9aqd7ktgb73iggre5f54">
+      <w:hyperlink w:history="1" r:id="rIdg3kd4nxneid-plouuri5d">
         <w:r>
           <w:rPr>
             <w:rStyle w:val="Hyperlink"/>
@@ -670,7 +670,7 @@
       <w:r>
         <w:t xml:space="preserve"> — modifié — </w:t>
       </w:r>
-      <w:hyperlink w:history="1" r:id="rIdipeibzsdobf_3wsfumw6i">
+      <w:hyperlink w:history="1" r:id="rIdujtedcqbff1rnlnyrcdrp">
         <w:r>
           <w:rPr>
             <w:rStyle w:val="Hyperlink"/>

--- a/docs/developpement/phases/word/PHASE_62_PRODUITS_PRIX_PLUS_CLAIR_SECTION_ACTIVE_ALLERGENES_COCHABLES_EMBALLAGE.docx
+++ b/docs/developpement/phases/word/PHASE_62_PRODUITS_PRIX_PLUS_CLAIR_SECTION_ACTIVE_ALLERGENES_COCHABLES_EMBALLAGE.docx
@@ -18,9 +18,9 @@
         <w:shd w:fill="F6F3FF" w:color="auto" w:val="clear"/>
       </w:pPr>
       <w:r>
-        <w:t xml:space="preserve">FlaiX Expert · dossier de développement · généré le 2026-10-23 depuis le dépôt </w:t>
-      </w:r>
-      <w:hyperlink w:history="1" r:id="rId61uq_wuqmnxa1kgq2qx0k">
+        <w:t xml:space="preserve">FlaiX Expert · dossier de développement · généré le 2026-10-24 depuis le dépôt </w:t>
+      </w:r>
+      <w:hyperlink w:history="1" r:id="rIdeuirq5m04ywqsbja0bgsn">
         <w:r>
           <w:rPr>
             <w:rStyle w:val="Hyperlink"/>
@@ -506,7 +506,7 @@
           <w:numId w:val="2"/>
         </w:numPr>
       </w:pPr>
-      <w:hyperlink w:history="1" r:id="rIdwimvrxtqomx0hwrs1n2y0">
+      <w:hyperlink w:history="1" r:id="rIddevcheusk4bcmfdg0g7kx">
         <w:r>
           <w:rPr>
             <w:rStyle w:val="Hyperlink"/>
@@ -554,7 +554,7 @@
       <w:r>
         <w:t xml:space="preserve"> — modifié — </w:t>
       </w:r>
-      <w:hyperlink w:history="1" r:id="rIdnel68kq_7vkm3oha77qz5">
+      <w:hyperlink w:history="1" r:id="rIdkyboo7j1dgyfjfkyflvlg">
         <w:r>
           <w:rPr>
             <w:rStyle w:val="Hyperlink"/>
@@ -583,7 +583,7 @@
       <w:r>
         <w:t xml:space="preserve"> — modifié — </w:t>
       </w:r>
-      <w:hyperlink w:history="1" r:id="rId9fqsofzs_on_tnqkjtbbx">
+      <w:hyperlink w:history="1" r:id="rIdh9facyxj2fyloknu5jpa9">
         <w:r>
           <w:rPr>
             <w:rStyle w:val="Hyperlink"/>
@@ -612,7 +612,7 @@
       <w:r>
         <w:t xml:space="preserve"> — modifié — </w:t>
       </w:r>
-      <w:hyperlink w:history="1" r:id="rIdxcf393b_k9h9l2cxw_ia2">
+      <w:hyperlink w:history="1" r:id="rId4dma7taqhugpko-eab6pk">
         <w:r>
           <w:rPr>
             <w:rStyle w:val="Hyperlink"/>
@@ -641,7 +641,7 @@
       <w:r>
         <w:t xml:space="preserve"> — modifié — </w:t>
       </w:r>
-      <w:hyperlink w:history="1" r:id="rIdg3kd4nxneid-plouuri5d">
+      <w:hyperlink w:history="1" r:id="rId-lcpudusi10gmvsxcflz5">
         <w:r>
           <w:rPr>
             <w:rStyle w:val="Hyperlink"/>
@@ -670,7 +670,7 @@
       <w:r>
         <w:t xml:space="preserve"> — modifié — </w:t>
       </w:r>
-      <w:hyperlink w:history="1" r:id="rIdujtedcqbff1rnlnyrcdrp">
+      <w:hyperlink w:history="1" r:id="rIdo2ahpatacuiwcdczj5ads">
         <w:r>
           <w:rPr>
             <w:rStyle w:val="Hyperlink"/>

--- a/docs/developpement/phases/word/PHASE_62_PRODUITS_PRIX_PLUS_CLAIR_SECTION_ACTIVE_ALLERGENES_COCHABLES_EMBALLAGE.docx
+++ b/docs/developpement/phases/word/PHASE_62_PRODUITS_PRIX_PLUS_CLAIR_SECTION_ACTIVE_ALLERGENES_COCHABLES_EMBALLAGE.docx
@@ -18,9 +18,9 @@
         <w:shd w:fill="F6F3FF" w:color="auto" w:val="clear"/>
       </w:pPr>
       <w:r>
-        <w:t xml:space="preserve">FlaiX Expert · dossier de développement · généré le 2026-10-24 depuis le dépôt </w:t>
-      </w:r>
-      <w:hyperlink w:history="1" r:id="rIdeuirq5m04ywqsbja0bgsn">
+        <w:t xml:space="preserve">FlaiX Expert · dossier de développement · généré le 2026-10-25 depuis le dépôt </w:t>
+      </w:r>
+      <w:hyperlink w:history="1" r:id="rIdrqp5eeqwmuxb-us-lupoy">
         <w:r>
           <w:rPr>
             <w:rStyle w:val="Hyperlink"/>
@@ -506,7 +506,7 @@
           <w:numId w:val="2"/>
         </w:numPr>
       </w:pPr>
-      <w:hyperlink w:history="1" r:id="rIddevcheusk4bcmfdg0g7kx">
+      <w:hyperlink w:history="1" r:id="rIdfjb2d9ehbrvdmyblgzi4m">
         <w:r>
           <w:rPr>
             <w:rStyle w:val="Hyperlink"/>
@@ -554,7 +554,7 @@
       <w:r>
         <w:t xml:space="preserve"> — modifié — </w:t>
       </w:r>
-      <w:hyperlink w:history="1" r:id="rIdkyboo7j1dgyfjfkyflvlg">
+      <w:hyperlink w:history="1" r:id="rIdqr-oys1gmozltu8u1mx-u">
         <w:r>
           <w:rPr>
             <w:rStyle w:val="Hyperlink"/>
@@ -583,7 +583,7 @@
       <w:r>
         <w:t xml:space="preserve"> — modifié — </w:t>
       </w:r>
-      <w:hyperlink w:history="1" r:id="rIdh9facyxj2fyloknu5jpa9">
+      <w:hyperlink w:history="1" r:id="rIdzj2asw-z-w7ytkg9joltz">
         <w:r>
           <w:rPr>
             <w:rStyle w:val="Hyperlink"/>
@@ -612,7 +612,7 @@
       <w:r>
         <w:t xml:space="preserve"> — modifié — </w:t>
       </w:r>
-      <w:hyperlink w:history="1" r:id="rId4dma7taqhugpko-eab6pk">
+      <w:hyperlink w:history="1" r:id="rIdurdvfjj5c64mp7-wupo-h">
         <w:r>
           <w:rPr>
             <w:rStyle w:val="Hyperlink"/>
@@ -641,7 +641,7 @@
       <w:r>
         <w:t xml:space="preserve"> — modifié — </w:t>
       </w:r>
-      <w:hyperlink w:history="1" r:id="rId-lcpudusi10gmvsxcflz5">
+      <w:hyperlink w:history="1" r:id="rIdh-1zo_5dvekykgufbbzfi">
         <w:r>
           <w:rPr>
             <w:rStyle w:val="Hyperlink"/>
@@ -670,7 +670,7 @@
       <w:r>
         <w:t xml:space="preserve"> — modifié — </w:t>
       </w:r>
-      <w:hyperlink w:history="1" r:id="rIdo2ahpatacuiwcdczj5ads">
+      <w:hyperlink w:history="1" r:id="rIdck2dnezjqlpsensxlo50f">
         <w:r>
           <w:rPr>
             <w:rStyle w:val="Hyperlink"/>

--- a/docs/developpement/phases/word/PHASE_62_PRODUITS_PRIX_PLUS_CLAIR_SECTION_ACTIVE_ALLERGENES_COCHABLES_EMBALLAGE.docx
+++ b/docs/developpement/phases/word/PHASE_62_PRODUITS_PRIX_PLUS_CLAIR_SECTION_ACTIVE_ALLERGENES_COCHABLES_EMBALLAGE.docx
@@ -20,7 +20,7 @@
       <w:r>
         <w:t xml:space="preserve">FlaiX Expert · dossier de développement · généré le 2026-10-25 depuis le dépôt </w:t>
       </w:r>
-      <w:hyperlink w:history="1" r:id="rIdrqp5eeqwmuxb-us-lupoy">
+      <w:hyperlink w:history="1" r:id="rId_klo2njkqhnfan8w2fnle">
         <w:r>
           <w:rPr>
             <w:rStyle w:val="Hyperlink"/>
@@ -506,7 +506,7 @@
           <w:numId w:val="2"/>
         </w:numPr>
       </w:pPr>
-      <w:hyperlink w:history="1" r:id="rIdfjb2d9ehbrvdmyblgzi4m">
+      <w:hyperlink w:history="1" r:id="rIdu9phixvxez7ngehc3_4no">
         <w:r>
           <w:rPr>
             <w:rStyle w:val="Hyperlink"/>
@@ -554,7 +554,7 @@
       <w:r>
         <w:t xml:space="preserve"> — modifié — </w:t>
       </w:r>
-      <w:hyperlink w:history="1" r:id="rIdqr-oys1gmozltu8u1mx-u">
+      <w:hyperlink w:history="1" r:id="rId1c6tzhn8ety_3ao-gr94r">
         <w:r>
           <w:rPr>
             <w:rStyle w:val="Hyperlink"/>
@@ -583,7 +583,7 @@
       <w:r>
         <w:t xml:space="preserve"> — modifié — </w:t>
       </w:r>
-      <w:hyperlink w:history="1" r:id="rIdzj2asw-z-w7ytkg9joltz">
+      <w:hyperlink w:history="1" r:id="rIdecmirsmhych8thjgfory-">
         <w:r>
           <w:rPr>
             <w:rStyle w:val="Hyperlink"/>
@@ -612,7 +612,7 @@
       <w:r>
         <w:t xml:space="preserve"> — modifié — </w:t>
       </w:r>
-      <w:hyperlink w:history="1" r:id="rIdurdvfjj5c64mp7-wupo-h">
+      <w:hyperlink w:history="1" r:id="rIdwgjp5fx3oggvzjq2nusq3">
         <w:r>
           <w:rPr>
             <w:rStyle w:val="Hyperlink"/>
@@ -641,7 +641,7 @@
       <w:r>
         <w:t xml:space="preserve"> — modifié — </w:t>
       </w:r>
-      <w:hyperlink w:history="1" r:id="rIdh-1zo_5dvekykgufbbzfi">
+      <w:hyperlink w:history="1" r:id="rIdn2dzgusdmdwxvfueq3qmp">
         <w:r>
           <w:rPr>
             <w:rStyle w:val="Hyperlink"/>
@@ -670,7 +670,7 @@
       <w:r>
         <w:t xml:space="preserve"> — modifié — </w:t>
       </w:r>
-      <w:hyperlink w:history="1" r:id="rIdck2dnezjqlpsensxlo50f">
+      <w:hyperlink w:history="1" r:id="rIdv-qhhvlghrj85amhhzsef">
         <w:r>
           <w:rPr>
             <w:rStyle w:val="Hyperlink"/>

--- a/docs/developpement/phases/word/PHASE_62_PRODUITS_PRIX_PLUS_CLAIR_SECTION_ACTIVE_ALLERGENES_COCHABLES_EMBALLAGE.docx
+++ b/docs/developpement/phases/word/PHASE_62_PRODUITS_PRIX_PLUS_CLAIR_SECTION_ACTIVE_ALLERGENES_COCHABLES_EMBALLAGE.docx
@@ -20,7 +20,7 @@
       <w:r>
         <w:t xml:space="preserve">FlaiX Expert · dossier de développement · généré le 2026-10-25 depuis le dépôt </w:t>
       </w:r>
-      <w:hyperlink w:history="1" r:id="rId_klo2njkqhnfan8w2fnle">
+      <w:hyperlink w:history="1" r:id="rIdmd7ibqeejcgre2kyralv8">
         <w:r>
           <w:rPr>
             <w:rStyle w:val="Hyperlink"/>
@@ -506,7 +506,7 @@
           <w:numId w:val="2"/>
         </w:numPr>
       </w:pPr>
-      <w:hyperlink w:history="1" r:id="rIdu9phixvxez7ngehc3_4no">
+      <w:hyperlink w:history="1" r:id="rIds5r04hhmlzgxb6t8zi4d7">
         <w:r>
           <w:rPr>
             <w:rStyle w:val="Hyperlink"/>
@@ -554,7 +554,7 @@
       <w:r>
         <w:t xml:space="preserve"> — modifié — </w:t>
       </w:r>
-      <w:hyperlink w:history="1" r:id="rId1c6tzhn8ety_3ao-gr94r">
+      <w:hyperlink w:history="1" r:id="rIdiclag8pizqyfaxgawbk4s">
         <w:r>
           <w:rPr>
             <w:rStyle w:val="Hyperlink"/>
@@ -583,7 +583,7 @@
       <w:r>
         <w:t xml:space="preserve"> — modifié — </w:t>
       </w:r>
-      <w:hyperlink w:history="1" r:id="rIdecmirsmhych8thjgfory-">
+      <w:hyperlink w:history="1" r:id="rIdisjm7xmpaidmx37vsubz6">
         <w:r>
           <w:rPr>
             <w:rStyle w:val="Hyperlink"/>
@@ -612,7 +612,7 @@
       <w:r>
         <w:t xml:space="preserve"> — modifié — </w:t>
       </w:r>
-      <w:hyperlink w:history="1" r:id="rIdwgjp5fx3oggvzjq2nusq3">
+      <w:hyperlink w:history="1" r:id="rId2tkfba5kkttfhqgppxx1r">
         <w:r>
           <w:rPr>
             <w:rStyle w:val="Hyperlink"/>
@@ -641,7 +641,7 @@
       <w:r>
         <w:t xml:space="preserve"> — modifié — </w:t>
       </w:r>
-      <w:hyperlink w:history="1" r:id="rIdn2dzgusdmdwxvfueq3qmp">
+      <w:hyperlink w:history="1" r:id="rIdkhrwjrdywz-8elt8dfq-7">
         <w:r>
           <w:rPr>
             <w:rStyle w:val="Hyperlink"/>
@@ -670,7 +670,7 @@
       <w:r>
         <w:t xml:space="preserve"> — modifié — </w:t>
       </w:r>
-      <w:hyperlink w:history="1" r:id="rIdv-qhhvlghrj85amhhzsef">
+      <w:hyperlink w:history="1" r:id="rIddanvxerxbul1x44zjapjx">
         <w:r>
           <w:rPr>
             <w:rStyle w:val="Hyperlink"/>
